--- a/worksheets/PF_L03_FilingRoom_Worksheet.docx
+++ b/worksheets/PF_L03_FilingRoom_Worksheet.docx
@@ -5075,7 +5075,17 @@
                 <w:sz w:val="21"/>
                 <w:szCs w:val="21"/>
               </w:rPr>
-              <w:t xml:space="preserve">a)  State one reason why a program writes data to a file rather than keeping it in a variable.  </w:t>
+              <w:t xml:space="preserve">a)  </w:t>
+            </w:r>
+            <w:r>
+              <w:rPr>
+                <w:rFonts w:ascii="Arial" w:cs="Arial" w:eastAsia="Arial" w:hAnsi="Arial"/>
+                <w:b/>
+                <w:bCs/>
+                <w:sz w:val="21"/>
+                <w:szCs w:val="21"/>
+              </w:rPr>
+              <w:t xml:space="preserve">State one reason why a program writes data to a file rather than keeping it in a variable.  </w:t>
             </w:r>
             <w:r>
               <w:rPr>
@@ -5190,7 +5200,17 @@
                 <w:sz w:val="21"/>
                 <w:szCs w:val="21"/>
               </w:rPr>
-              <w:t xml:space="preserve">b)  Describe the four operations a program carries out on a file, in the order they happen.  </w:t>
+              <w:t xml:space="preserve">b)  </w:t>
+            </w:r>
+            <w:r>
+              <w:rPr>
+                <w:rFonts w:ascii="Arial" w:cs="Arial" w:eastAsia="Arial" w:hAnsi="Arial"/>
+                <w:b/>
+                <w:bCs/>
+                <w:sz w:val="21"/>
+                <w:szCs w:val="21"/>
+              </w:rPr>
+              <w:t xml:space="preserve">Describe the four operations a program carries out on a file, in the order they happen.  </w:t>
             </w:r>
             <w:r>
               <w:rPr>
@@ -5379,7 +5399,17 @@
                 <w:sz w:val="21"/>
                 <w:szCs w:val="21"/>
               </w:rPr>
-              <w:t xml:space="preserve">c)  A program records every login in a file called log.txt. Explain why the file should be opened in append mode rather than write mode.  </w:t>
+              <w:t xml:space="preserve">c)  </w:t>
+            </w:r>
+            <w:r>
+              <w:rPr>
+                <w:rFonts w:ascii="Arial" w:cs="Arial" w:eastAsia="Arial" w:hAnsi="Arial"/>
+                <w:b/>
+                <w:bCs/>
+                <w:sz w:val="21"/>
+                <w:szCs w:val="21"/>
+              </w:rPr>
+              <w:t xml:space="preserve">A program records every login in a file called log.txt. Explain why the file should be opened in append mode rather than write mode.  </w:t>
             </w:r>
             <w:r>
               <w:rPr>
